--- a/manuscript/ECHO_title_page.docx
+++ b/manuscript/ECHO_title_page.docx
@@ -11,7 +11,7 @@
           <w:b/>
           <w:sz w:val="32"/>
         </w:rPr>
-        <w:t>Watching hype arrive: anytime-valid detection of attention cascades around technology-mediated events on YouTube</w:t>
+        <w:t>When audiences turn: how publics collectively mobilise around technology-mediated events, and detecting the turn as it happens</w:t>
       </w:r>
     </w:p>
     <w:p/>
